--- a/Part-Two-Ch10-Backlash-and-Broken-Promises/The Compromise of 1877.docx
+++ b/Part-Two-Ch10-Backlash-and-Broken-Promises/The Compromise of 1877.docx
@@ -9,25 +9,22 @@
         <w:tblLook w:firstColumn="1" w:firstRow="1" w:lastColumn="0" w:lastRow="0" w:noHBand="0" w:noVBand="1" w:val="04A0"/>
       </w:tblPr>
       <w:tblGrid>
-        <w:gridCol w:w="9936"/>
+        <w:gridCol w:w="10224"/>
       </w:tblGrid>
       <w:tr>
         <w:tc>
           <w:tcPr>
-            <w:tcW w:type="dxa" w:w="9936"/>
+            <w:tcW w:type="dxa" w:w="10224"/>
             <w:shd w:val="clear" w:fill="B1442F"/>
           </w:tcPr>
           <w:p>
-            <w:pPr>
-              <w:jc w:val="left"/>
-            </w:pPr>
             <w:r>
               <w:rPr>
                 <w:b/>
                 <w:color w:val="FFE6DE"/>
                 <w:sz w:val="18"/>
               </w:rPr>
-              <w:t>CHAPTER 10 · DEEP DIVE · A HOUSE DIVIDED</w:t>
+              <w:t>PROMISE &amp; PRACTICE  ·  DEEP DIVE  ·  SOURCE ANALYSIS</w:t>
             </w:r>
           </w:p>
           <w:p>
@@ -35,18 +32,19 @@
               <w:rPr>
                 <w:b/>
                 <w:color w:val="FFFFFF"/>
-                <w:sz w:val="40"/>
+                <w:sz w:val="42"/>
               </w:rPr>
-              <w:t>The Compromise of 1877</w:t>
+              <w:t>The Compromise of 1877 — A House Divided</w:t>
             </w:r>
           </w:p>
           <w:p>
             <w:r>
               <w:rPr>
+                <w:i/>
                 <w:color w:val="FFE6DE"/>
-                <w:sz w:val="21"/>
+                <w:sz w:val="22"/>
               </w:rPr>
-              <w:t>The backroom bargain that settled a disputed election — and formally ended Reconstruction. 1876–1877.</w:t>
+              <w:t>Necessary Peace, or Betrayal?</w:t>
             </w:r>
           </w:p>
         </w:tc>
@@ -64,7 +62,7 @@
         <w:rPr>
           <w:sz w:val="21"/>
         </w:rPr>
-        <w:t xml:space="preserve">__________________________    </w:t>
+        <w:t xml:space="preserve">______________________________    </w:t>
       </w:r>
       <w:r>
         <w:rPr>
@@ -90,30 +88,179 @@
         <w:rPr>
           <w:sz w:val="21"/>
         </w:rPr>
-        <w:t>______________</w:t>
+        <w:t>________________</w:t>
+      </w:r>
+    </w:p>
+    <w:tbl>
+      <w:tblPr>
+        <w:tblW w:type="auto" w:w="0"/>
+        <w:tblLayout w:type="autofit"/>
+        <w:tblLook w:firstColumn="1" w:firstRow="1" w:lastColumn="0" w:lastRow="0" w:noHBand="0" w:noVBand="1" w:val="04A0"/>
+      </w:tblPr>
+      <w:tblGrid>
+        <w:gridCol w:w="10224"/>
+      </w:tblGrid>
+      <w:tr>
+        <w:tc>
+          <w:tcPr>
+            <w:tcW w:type="dxa" w:w="10224"/>
+            <w:shd w:val="clear" w:fill="f4c04e"/>
+          </w:tcPr>
+          <w:p>
+            <w:r>
+              <w:rPr>
+                <w:b/>
+                <w:color w:val="5A4512"/>
+                <w:sz w:val="19"/>
+              </w:rPr>
+              <w:t xml:space="preserve">WHAT I CAN DO TODAY   </w:t>
+            </w:r>
+            <w:r>
+              <w:rPr>
+                <w:color w:val="5A4512"/>
+                <w:sz w:val="21"/>
+              </w:rPr>
+              <w:t>I can read primary sources about The Compromise of 1877 — A House Divided, weigh who made each one and why, and use evidence to answer historical questions.</w:t>
+            </w:r>
+          </w:p>
+        </w:tc>
+      </w:tr>
+    </w:tbl>
+    <w:p>
+      <w:r>
+        <w:rPr>
+          <w:b/>
+          <w:color w:val="B1442F"/>
+        </w:rPr>
+        <w:t xml:space="preserve">Directions. </w:t>
+      </w:r>
+      <w:r>
+        <w:rPr>
+          <w:sz w:val="22"/>
+        </w:rPr>
+        <w:t>A real argument can be made on both sides. Weigh them, then take a defensible position</w:t>
       </w:r>
     </w:p>
     <w:p/>
     <w:p>
       <w:r>
         <w:rPr>
+          <w:b/>
+          <w:color w:val="B1442F"/>
+          <w:sz w:val="26"/>
+        </w:rPr>
+        <w:t>THE SOURCES</w:t>
+      </w:r>
+    </w:p>
+    <w:p>
+      <w:pPr>
+        <w:spacing w:before="160"/>
+      </w:pPr>
+      <w:r>
+        <w:rPr>
+          <w:b/>
+          <w:color w:val="1C1714"/>
+          <w:sz w:val="23"/>
+        </w:rPr>
+        <w:t>THE IMAGE · C.1877  —  President Rutherford B. Hayes</w:t>
+      </w:r>
+    </w:p>
+    <w:p>
+      <w:pPr>
+        <w:jc w:val="center"/>
+      </w:pPr>
+      <w:r>
+        <w:drawing>
+          <wp:inline xmlns:a="http://schemas.openxmlformats.org/drawingml/2006/main" xmlns:pic="http://schemas.openxmlformats.org/drawingml/2006/picture">
+            <wp:extent cx="3931920" cy="4779740"/>
+            <wp:docPr id="1" name="Picture 1"/>
+            <wp:cNvGraphicFramePr>
+              <a:graphicFrameLocks noChangeAspect="1"/>
+            </wp:cNvGraphicFramePr>
+            <a:graphic>
+              <a:graphicData uri="http://schemas.openxmlformats.org/drawingml/2006/picture">
+                <pic:pic>
+                  <pic:nvPicPr>
+                    <pic:cNvPr id="0" name="image.jpg"/>
+                    <pic:cNvPicPr/>
+                  </pic:nvPicPr>
+                  <pic:blipFill>
+                    <a:blip r:embed="rId9"/>
+                    <a:stretch>
+                      <a:fillRect/>
+                    </a:stretch>
+                  </pic:blipFill>
+                  <pic:spPr>
+                    <a:xfrm>
+                      <a:off x="0" y="0"/>
+                      <a:ext cx="3931920" cy="4779740"/>
+                    </a:xfrm>
+                    <a:prstGeom prst="rect"/>
+                  </pic:spPr>
+                </pic:pic>
+              </a:graphicData>
+            </a:graphic>
+          </wp:inline>
+        </w:drawing>
+      </w:r>
+    </w:p>
+    <w:p>
+      <w:r>
+        <w:rPr>
+          <w:color w:val="6A6256"/>
+          <w:sz w:val="17"/>
+        </w:rPr>
+        <w:t>President Rutherford B. Hayes — photograph, Brady–Handy studio, c.1877, public domain (Library of Congress).</w:t>
+      </w:r>
+    </w:p>
+    <w:p>
+      <w:pPr>
+        <w:spacing w:before="160"/>
+      </w:pPr>
+      <w:r>
+        <w:rPr>
+          <w:b/>
+          <w:color w:val="1C1714"/>
+          <w:sz w:val="23"/>
+        </w:rPr>
+        <w:t>SOURCE · THE TERMS OF THE DEAL  —  What each side got</w:t>
+      </w:r>
+    </w:p>
+    <w:p>
+      <w:pPr>
+        <w:ind w:left="432"/>
+      </w:pPr>
+      <w:r>
+        <w:rPr>
           <w:i/>
           <w:color w:val="1C1714"/>
           <w:sz w:val="22"/>
         </w:rPr>
-        <w:t>The backroom bargain that settled a disputed election — and formally ended Reconstruction. 1876–1877.</w:t>
+        <w:t>Republicans got: the presidency — Rutherford B. Hayes.</w:t>
+        <w:br/>
+        <w:t>Democrats got: the withdrawal of the last federal troops from the South, ending federal protection of Reconstruction governments and Black citizens.</w:t>
+        <w:br/>
+        <w:t>— summary of the Compromise of 1877. Public domain</w:t>
       </w:r>
     </w:p>
     <w:p>
-      <w:pPr>
-        <w:spacing w:after="80"/>
-      </w:pPr>
       <w:r>
         <w:rPr>
-          <w:color w:val="1C1714"/>
-          <w:sz w:val="23"/>
+          <w:color w:val="6A6256"/>
+          <w:sz w:val="17"/>
         </w:rPr>
-        <w:t>When is a compromise a wise way to avoid conflict, and when is it a betrayal of the people left out of the deal?</w:t>
+        <w:t>— summary of the Compromise of 1877. Public domain.</w:t>
+      </w:r>
+    </w:p>
+    <w:p/>
+    <w:p>
+      <w:r>
+        <w:rPr>
+          <w:b/>
+          <w:color w:val="B1442F"/>
+          <w:sz w:val="26"/>
+        </w:rPr>
+        <w:t>YOUR WORK</w:t>
       </w:r>
     </w:p>
     <w:p>
@@ -123,44 +270,65 @@
       <w:r>
         <w:rPr>
           <w:b/>
-          <w:color w:val="B1442F"/>
-          <w:sz w:val="28"/>
+          <w:color w:val="FFFFFF"/>
+          <w:sz w:val="20"/>
+          <w:shd w:val="clear" w:fill="B1442F"/>
         </w:rPr>
-        <w:t>An Election No One Could Win</w:t>
+        <w:t xml:space="preserve">  QUESTION 1  </w:t>
+      </w:r>
+      <w:r>
+        <w:rPr>
+          <w:b/>
+          <w:color w:val="6A6256"/>
+          <w:sz w:val="18"/>
+        </w:rPr>
+        <w:t xml:space="preserve">   STEP 1 · THE CRISIS</w:t>
       </w:r>
     </w:p>
     <w:p>
       <w:r>
         <w:rPr>
-          <w:b/>
-          <w:color w:val="6A6256"/>
-          <w:sz w:val="17"/>
+          <w:b w:val="0"/>
+          <w:color w:val="1C1714"/>
+          <w:sz w:val="23"/>
         </w:rPr>
-        <w:t>NOVEMBER 1876</w:t>
+        <w:t>Why was the 1876 election so dangerous and hard to resolve? What might have happened without a compromise?</w:t>
       </w:r>
     </w:p>
     <w:p>
       <w:pPr>
-        <w:spacing w:after="80"/>
+        <w:spacing w:after="120"/>
       </w:pPr>
       <w:r>
         <w:rPr>
-          <w:color w:val="1C1714"/>
-          <w:sz w:val="23"/>
+          <w:color w:val="9A9286"/>
+          <w:sz w:val="22"/>
         </w:rPr>
-        <w:t>The presidential election of 1876 was a mess. Democrat Samuel Tilden won the popular vote, but the electoral votes of three Southern states — still contested by federal power and fraud on both sides — were disputed. Without them, neither Tilden nor Republican Rutherford B. Hayes had a majority.</w:t>
+        <w:t>____________________________________________________________________________________________</w:t>
       </w:r>
     </w:p>
     <w:p>
       <w:pPr>
-        <w:spacing w:after="80"/>
+        <w:spacing w:after="120"/>
       </w:pPr>
       <w:r>
         <w:rPr>
-          <w:color w:val="1C1714"/>
-          <w:sz w:val="23"/>
+          <w:color w:val="9A9286"/>
+          <w:sz w:val="22"/>
         </w:rPr>
-        <w:t>For months the nation had no clear president-elect, and there was real fear of renewed violence. A special electoral commission was formed to decide.</w:t>
+        <w:t>____________________________________________________________________________________________</w:t>
+      </w:r>
+    </w:p>
+    <w:p>
+      <w:pPr>
+        <w:spacing w:after="120"/>
+      </w:pPr>
+      <w:r>
+        <w:rPr>
+          <w:color w:val="9A9286"/>
+          <w:sz w:val="22"/>
+        </w:rPr>
+        <w:t>____________________________________________________________________________________________</w:t>
       </w:r>
     </w:p>
     <w:p>
@@ -170,40 +338,77 @@
       <w:r>
         <w:rPr>
           <w:b/>
-          <w:color w:val="B1442F"/>
-          <w:sz w:val="28"/>
+          <w:color w:val="FFFFFF"/>
+          <w:sz w:val="20"/>
+          <w:shd w:val="clear" w:fill="B1442F"/>
         </w:rPr>
-        <w:t>An Uneasy Peace</w:t>
+        <w:t xml:space="preserve">  QUESTION 2  </w:t>
+      </w:r>
+      <w:r>
+        <w:rPr>
+          <w:b/>
+          <w:color w:val="6A6256"/>
+          <w:sz w:val="18"/>
+        </w:rPr>
+        <w:t xml:space="preserve">   STEP 2 · THE COST</w:t>
       </w:r>
     </w:p>
     <w:p>
       <w:r>
         <w:rPr>
-          <w:b/>
-          <w:color w:val="6A6256"/>
-          <w:sz w:val="17"/>
+          <w:b w:val="0"/>
+          <w:color w:val="1C1714"/>
+          <w:sz w:val="23"/>
         </w:rPr>
-        <w:t>THOMAS NAST, 1877</w:t>
+        <w:t>What did the withdrawal of federal troops mean for Black Southerners?</w:t>
       </w:r>
     </w:p>
     <w:p>
+      <w:pPr>
+        <w:spacing w:after="40"/>
+        <w:ind w:left="432"/>
+      </w:pPr>
       <w:r>
         <w:rPr>
-          <w:i/>
-          <w:color w:val="1C1714"/>
           <w:sz w:val="22"/>
         </w:rPr>
-        <w:t>Nast captured the fragile bargain that resolved the crisis — a truce between North and South, made over the heads of the people it would most affect.</w:t>
+        <w:t>☐  A.  it removed their last protection, leaving them to the ‘Redeemer’ governments</w:t>
       </w:r>
     </w:p>
     <w:p>
+      <w:pPr>
+        <w:spacing w:after="40"/>
+        <w:ind w:left="432"/>
+      </w:pPr>
       <w:r>
         <w:rPr>
-          <w:i/>
-          <w:color w:val="6A6256"/>
-          <w:sz w:val="17"/>
+          <w:sz w:val="22"/>
         </w:rPr>
-        <w:t>“A Truce — Not a Compromise” — wood engraving by Thomas Nast, Harper's Weekly, 1877, public domain (Library of Congress).</w:t>
+        <w:t>☐  B.  it gave them land</w:t>
+      </w:r>
+    </w:p>
+    <w:p>
+      <w:pPr>
+        <w:spacing w:after="40"/>
+        <w:ind w:left="432"/>
+      </w:pPr>
+      <w:r>
+        <w:rPr>
+          <w:sz w:val="22"/>
+        </w:rPr>
+        <w:t>☐  C.  it guaranteed their voting rights forever</w:t>
+      </w:r>
+    </w:p>
+    <w:p>
+      <w:pPr>
+        <w:spacing w:after="40"/>
+        <w:ind w:left="432"/>
+      </w:pPr>
+      <w:r>
+        <w:rPr>
+          <w:sz w:val="22"/>
+        </w:rPr>
+        <w:t>☐  D.  it had no effect on them</w:t>
       </w:r>
     </w:p>
     <w:p>
@@ -213,54 +418,77 @@
       <w:r>
         <w:rPr>
           <w:b/>
-          <w:color w:val="B1442F"/>
-          <w:sz w:val="28"/>
+          <w:color w:val="FFFFFF"/>
+          <w:sz w:val="20"/>
+          <w:shd w:val="clear" w:fill="B1442F"/>
         </w:rPr>
-        <w:t>A Bargain in the Shadows</w:t>
+        <w:t xml:space="preserve">  QUESTION 3  </w:t>
+      </w:r>
+      <w:r>
+        <w:rPr>
+          <w:b/>
+          <w:color w:val="6A6256"/>
+          <w:sz w:val="18"/>
+        </w:rPr>
+        <w:t xml:space="preserve">   STEP 3 · BOTH SIDES</w:t>
       </w:r>
     </w:p>
     <w:p>
       <w:r>
         <w:rPr>
-          <w:b/>
-          <w:color w:val="6A6256"/>
-          <w:sz w:val="17"/>
+          <w:b w:val="0"/>
+          <w:color w:val="1C1714"/>
+          <w:sz w:val="23"/>
         </w:rPr>
-        <w:t>THE DEAL</w:t>
+        <w:t>Make the best case for each view: (a) the Compromise was a necessary peace that avoided a dangerous crisis; (b) it was a shameful betrayal of the freedpeople.</w:t>
       </w:r>
     </w:p>
     <w:p>
       <w:pPr>
-        <w:spacing w:after="80"/>
+        <w:spacing w:after="120"/>
       </w:pPr>
       <w:r>
         <w:rPr>
-          <w:color w:val="1C1714"/>
-          <w:sz w:val="23"/>
+          <w:color w:val="9A9286"/>
+          <w:sz w:val="22"/>
         </w:rPr>
-        <w:t>Behind closed doors, party leaders struck a deal. The Democrats would accept Hayes as president. In return, Hayes would withdraw the last federal troops from the South — the troops that were the final protection for Black citizens and Republican state governments.</w:t>
+        <w:t>____________________________________________________________________________________________</w:t>
       </w:r>
     </w:p>
     <w:p>
       <w:pPr>
-        <w:spacing w:after="80"/>
+        <w:spacing w:after="120"/>
       </w:pPr>
       <w:r>
         <w:rPr>
-          <w:color w:val="1C1714"/>
-          <w:sz w:val="23"/>
+          <w:color w:val="9A9286"/>
+          <w:sz w:val="22"/>
         </w:rPr>
-        <w:t>The remaining Reconstruction governments collapsed almost immediately. The era of federal protection for the freedpeople was over.</w:t>
+        <w:t>____________________________________________________________________________________________</w:t>
       </w:r>
     </w:p>
     <w:p>
+      <w:pPr>
+        <w:spacing w:after="120"/>
+      </w:pPr>
       <w:r>
         <w:rPr>
-          <w:i/>
-          <w:color w:val="6A6256"/>
-          <w:sz w:val="17"/>
+          <w:color w:val="9A9286"/>
+          <w:sz w:val="22"/>
         </w:rPr>
-        <w:t>Redemption, 1869–77 — map, © ShadowDog Digital Studios (SDS Digital Collection).</w:t>
+        <w:t>____________________________________________________________________________________________</w:t>
+      </w:r>
+    </w:p>
+    <w:p>
+      <w:pPr>
+        <w:spacing w:after="120"/>
+      </w:pPr>
+      <w:r>
+        <w:rPr>
+          <w:color w:val="9A9286"/>
+          <w:sz w:val="22"/>
+        </w:rPr>
+        <w:t>____________________________________________________________________________________________</w:t>
       </w:r>
     </w:p>
     <w:p>
@@ -270,102 +498,91 @@
       <w:r>
         <w:rPr>
           <w:b/>
-          <w:color w:val="B1442F"/>
-          <w:sz w:val="28"/>
+          <w:color w:val="FFFFFF"/>
+          <w:sz w:val="20"/>
+          <w:shd w:val="clear" w:fill="B1442F"/>
         </w:rPr>
-        <w:t>A Deal Over Their Heads</w:t>
+        <w:t xml:space="preserve">  QUESTION 4  </w:t>
+      </w:r>
+      <w:r>
+        <w:rPr>
+          <w:b/>
+          <w:color w:val="6A6256"/>
+          <w:sz w:val="18"/>
+        </w:rPr>
+        <w:t xml:space="preserve">   STEP 4 · YOUR POSITION</w:t>
       </w:r>
     </w:p>
     <w:p>
       <w:r>
         <w:rPr>
-          <w:b/>
-          <w:color w:val="6A6256"/>
-          <w:sz w:val="17"/>
+          <w:b w:val="0"/>
+          <w:color w:val="1C1714"/>
+          <w:sz w:val="23"/>
         </w:rPr>
-        <w:t>WHO PAID THE PRICE</w:t>
+        <w:t>Using Douglass's warning and the evidence, take a position: was the Compromise of 1877 a necessary peace or a betrayal? Defend it in three or four sentences.</w:t>
       </w:r>
     </w:p>
     <w:p>
       <w:pPr>
-        <w:spacing w:after="80"/>
+        <w:spacing w:after="120"/>
       </w:pPr>
       <w:r>
         <w:rPr>
-          <w:color w:val="1C1714"/>
-          <w:sz w:val="23"/>
+          <w:color w:val="9A9286"/>
+          <w:sz w:val="22"/>
         </w:rPr>
-        <w:t>For white politicians North and South, the Compromise of 1877 was a success — it avoided a crisis and let the country move on. But it was a success bought at a terrible price, paid by someone else.</w:t>
+        <w:t>____________________________________________________________________________________________</w:t>
       </w:r>
     </w:p>
     <w:p>
       <w:pPr>
-        <w:spacing w:after="80"/>
+        <w:spacing w:after="120"/>
       </w:pPr>
       <w:r>
         <w:rPr>
-          <w:color w:val="1C1714"/>
-          <w:sz w:val="23"/>
+          <w:color w:val="9A9286"/>
+          <w:sz w:val="22"/>
         </w:rPr>
-        <w:t>The people not at the bargaining table — the four million freedpeople — were abandoned to the mercy of the “Redeemer” governments that now ruled the South. Reconstruction was formally dead, and Jim Crow was about to be born.</w:t>
-      </w:r>
-    </w:p>
-    <w:p>
-      <w:r>
-        <w:rPr>
-          <w:b/>
-          <w:color w:val="6A6256"/>
-          <w:sz w:val="17"/>
-        </w:rPr>
-        <w:t>FREDERICK DOUGLASS, ON THE NATION'S RETREAT</w:t>
+        <w:t>____________________________________________________________________________________________</w:t>
       </w:r>
     </w:p>
     <w:p>
       <w:pPr>
-        <w:spacing w:after="80"/>
+        <w:spacing w:after="120"/>
       </w:pPr>
       <w:r>
         <w:rPr>
-          <w:color w:val="1C1714"/>
-          <w:sz w:val="23"/>
+          <w:color w:val="9A9286"/>
+          <w:sz w:val="22"/>
         </w:rPr>
-        <w:t>The question now is … whether … the reconstruction … shall be maintained, or whether … the freedom of the Negro shall be a mockery and a delusion.</w:t>
+        <w:t>____________________________________________________________________________________________</w:t>
       </w:r>
     </w:p>
     <w:p>
       <w:pPr>
-        <w:spacing w:before="200"/>
+        <w:spacing w:after="120"/>
       </w:pPr>
       <w:r>
         <w:rPr>
-          <w:b/>
-          <w:color w:val="B1442F"/>
-          <w:sz w:val="28"/>
+          <w:color w:val="9A9286"/>
+          <w:sz w:val="22"/>
         </w:rPr>
-        <w:t>Argue the Bargain</w:t>
+        <w:t>____________________________________________________________________________________________</w:t>
       </w:r>
     </w:p>
     <w:p>
+      <w:pPr>
+        <w:spacing w:after="120"/>
+      </w:pPr>
       <w:r>
         <w:rPr>
-          <w:b/>
-          <w:color w:val="6A6256"/>
-          <w:sz w:val="17"/>
+          <w:color w:val="9A9286"/>
+          <w:sz w:val="22"/>
         </w:rPr>
-        <w:t>YOUR TURN</w:t>
+        <w:t>____________________________________________________________________________________________</w:t>
       </w:r>
     </w:p>
-    <w:p>
-      <w:r>
-        <w:rPr>
-          <w:i/>
-          <w:color w:val="1C1714"/>
-          <w:sz w:val="22"/>
-        </w:rPr>
-        <w:t>You'll weigh the arguments for and against the Compromise of 1877 and practice argumentation — deciding whether it was a necessary peace or a shameful betrayal.</w:t>
-      </w:r>
-    </w:p>
-    <w:p/>
     <w:p>
       <w:pPr>
         <w:jc w:val="center"/>
@@ -378,9 +595,160 @@
         <w:t>Promise &amp; Practice · ShadowDog Digital Studios · Unit 2</w:t>
       </w:r>
     </w:p>
+    <w:p>
+      <w:r>
+        <w:br w:type="page"/>
+      </w:r>
+    </w:p>
+    <w:tbl>
+      <w:tblPr>
+        <w:tblW w:type="auto" w:w="0"/>
+        <w:tblLayout w:type="autofit"/>
+        <w:tblLook w:firstColumn="1" w:firstRow="1" w:lastColumn="0" w:lastRow="0" w:noHBand="0" w:noVBand="1" w:val="04A0"/>
+      </w:tblPr>
+      <w:tblGrid>
+        <w:gridCol w:w="10224"/>
+      </w:tblGrid>
+      <w:tr>
+        <w:tc>
+          <w:tcPr>
+            <w:tcW w:type="dxa" w:w="10224"/>
+            <w:shd w:val="clear" w:fill="2c2219"/>
+          </w:tcPr>
+          <w:p>
+            <w:r>
+              <w:rPr>
+                <w:b/>
+                <w:color w:val="F0A184"/>
+                <w:sz w:val="28"/>
+              </w:rPr>
+              <w:t>TEACHER ANSWER KEY  —  The Compromise of 1877 — A House Divided</w:t>
+            </w:r>
+          </w:p>
+        </w:tc>
+      </w:tr>
+    </w:tbl>
+    <w:p/>
+    <w:p>
+      <w:r>
+        <w:rPr>
+          <w:b/>
+          <w:color w:val="B1442F"/>
+          <w:sz w:val="22"/>
+        </w:rPr>
+        <w:t xml:space="preserve">QUESTION 1:  </w:t>
+      </w:r>
+      <w:r>
+        <w:rPr>
+          <w:sz w:val="22"/>
+        </w:rPr>
+        <w:t>Open response.</w:t>
+      </w:r>
+    </w:p>
+    <w:p>
+      <w:pPr>
+        <w:ind w:left="432"/>
+      </w:pPr>
+      <w:r>
+        <w:rPr>
+          <w:i/>
+          <w:color w:val="6A6256"/>
+          <w:sz w:val="21"/>
+        </w:rPr>
+        <w:t>Look for a response along the lines of: “The election was dangerous because…; without a deal…”</w:t>
+      </w:r>
+    </w:p>
+    <w:p>
+      <w:r>
+        <w:rPr>
+          <w:b/>
+          <w:color w:val="B1442F"/>
+          <w:sz w:val="22"/>
+        </w:rPr>
+        <w:t xml:space="preserve">QUESTION 2:  </w:t>
+      </w:r>
+      <w:r>
+        <w:rPr>
+          <w:b/>
+          <w:sz w:val="22"/>
+        </w:rPr>
+        <w:t>Correct — A. it removed their last protection, leaving them to the ‘Redeemer’ governments</w:t>
+      </w:r>
+    </w:p>
+    <w:p>
+      <w:pPr>
+        <w:ind w:left="432"/>
+      </w:pPr>
+      <w:r>
+        <w:rPr>
+          <w:i/>
+          <w:color w:val="6A6256"/>
+          <w:sz w:val="21"/>
+        </w:rPr>
+        <w:t>Right. The troops were the last protection for Black citizens and Republican governments. Their withdrawal left freedpeople at the mercy of the ‘Redeemer’ governments — effectively ending Reconstruction.</w:t>
+      </w:r>
+    </w:p>
+    <w:p>
+      <w:r>
+        <w:rPr>
+          <w:b/>
+          <w:color w:val="B1442F"/>
+          <w:sz w:val="22"/>
+        </w:rPr>
+        <w:t xml:space="preserve">QUESTION 3:  </w:t>
+      </w:r>
+      <w:r>
+        <w:rPr>
+          <w:sz w:val="22"/>
+        </w:rPr>
+        <w:t>Open response.</w:t>
+      </w:r>
+    </w:p>
+    <w:p>
+      <w:pPr>
+        <w:ind w:left="432"/>
+      </w:pPr>
+      <w:r>
+        <w:rPr>
+          <w:i/>
+          <w:color w:val="6A6256"/>
+          <w:sz w:val="21"/>
+        </w:rPr>
+        <w:t>Look for a response along the lines of: “Case (a): it was necessary because…. Case (b): it was a betrayal because…”</w:t>
+      </w:r>
+    </w:p>
+    <w:p>
+      <w:r>
+        <w:rPr>
+          <w:b/>
+          <w:color w:val="B1442F"/>
+          <w:sz w:val="22"/>
+        </w:rPr>
+        <w:t xml:space="preserve">QUESTION 4:  </w:t>
+      </w:r>
+      <w:r>
+        <w:rPr>
+          <w:sz w:val="22"/>
+        </w:rPr>
+        <w:t>Open response.</w:t>
+      </w:r>
+    </w:p>
+    <w:p>
+      <w:pPr>
+        <w:ind w:left="432"/>
+      </w:pPr>
+      <w:r>
+        <w:rPr>
+          <w:i/>
+          <w:color w:val="6A6256"/>
+          <w:sz w:val="21"/>
+        </w:rPr>
+        <w:t>Look for a response along the lines of: “I argue that the Compromise of 1877 was ___ because…”</w:t>
+      </w:r>
+    </w:p>
     <w:sectPr>
       <w:pgSz w:w="12240" w:h="15840"/>
-      <w:pgMar w:top="1152" w:right="1152" w:bottom="1152" w:left="1152" w:header="720" w:footer="720" w:gutter="0"/>
+      <w:pgMar w:top="1008" w:right="1008" w:bottom="1008" w:left="1008" w:header="720" w:footer="720" w:gutter="0"/>
       <w:cols w:space="720"/>
       <w:docGrid w:linePitch="360"/>
     </w:sectPr>
